--- a/deliverables/submission/InternationalAI-TopicC-Centrale-TechnicalDocument.docx
+++ b/deliverables/submission/InternationalAI-TopicC-Centrale-TechnicalDocument.docx
@@ -220,7 +220,7 @@
               <w:rPr>
                 <w:sz w:val="18"/>
               </w:rPr>
-              <w:t xml:space="preserve"> BorderlessGuard turns one sentence ("Pay my November tuition and rent, but keep at least 600 euros") into a plan of three actions, and moves nothing until the student approves each one. The language model only proposes a typed request. It has no payment tool and never sees an IBAN, a balance or a document. Plain code checks that every amount, payee and account in the request appears in what the student wrote, takes account numbers only from saved payees, simulates the plan, applies 13 named rules to every payment and asks for a tap (R2) or a one-time code (R3). R4 cases are denied and nothing overrides them. Every action, executed or denied, gets a receipt in the customer's own hash chain, and the student keeps a signed copy of the latest one.</w:t>
+              <w:t xml:space="preserve"> BorderlessGuard turns one sentence ("Pay my November tuition and rent, but keep at least 600 euros") into a plan of three actions, and moves nothing until the student approves each one. The language model only proposes a typed request. It has no payment tool and never sees an IBAN, a balance or a document. Plain code checks that every amount, payee and account in the request appears in what the student wrote, takes account numbers only from saved payees, simulates the plan, applies 14 named rules to every payment and asks for a tap (R2) or a one-time code (R3). R4 cases are denied and nothing overrides them. Every action, executed or denied, gets a receipt in the customer's own hash chain, and the student keeps a signed copy of the latest one.</w:t>
             </w:r>
           </w:p>
           <w:p>
@@ -244,7 +244,7 @@
               <w:rPr>
                 <w:sz w:val="18"/>
               </w:rPr>
-              <w:t>•  Demo path: ends at 600.00 EUR and 196.74 USD with three linked receipts. The 2,000 EUR transfer hidden in the forged invoice is never proposed. 20 of 20 scripted missions complete.</w:t>
+              <w:t>•  Demo path: ends at 600.00 EUR and 196.74 USD with three linked receipts. The 2,000 EUR transfer hidden in the forged invoice is never proposed. 21 of 21 scripted missions complete.</w:t>
             </w:r>
           </w:p>
           <w:p>
@@ -334,7 +334,7 @@
               <w:rPr>
                 <w:sz w:val="18"/>
               </w:rPr>
-              <w:t xml:space="preserve">•  Two white-box audits by separate AI agents: 23 findings (12, then 11), all fixed or mitigated, each with a test. 988 tests pass and 7 are documented expected failures. </w:t>
+              <w:t xml:space="preserve">•  Two white-box audits by separate AI agents: 23 findings (12, then 11), all fixed or mitigated, each with a test. 1230 tests pass and 7 are documented expected failures. </w:t>
             </w:r>
             <w:r>
               <w:rPr>
@@ -1221,7 +1221,7 @@
         <w:t>Deterministic policy.</w:t>
       </w:r>
       <w:r>
-        <w:t xml:space="preserve"> 13 named rules per payment, risk tiers R0 to R4, fail closed. Approval is bound to a hash of the exact action, so changing any field invalidates it.</w:t>
+        <w:t xml:space="preserve"> 14 named rules per payment, risk tiers R0 to R4, fail closed. Approval is bound to a hash of the exact action, so changing any field invalidates it.</w:t>
       </w:r>
     </w:p>
     <w:p>
@@ -3307,7 +3307,7 @@
         <w:t>bg/contracts/params.py</w:t>
       </w:r>
       <w:r>
-        <w:t xml:space="preserve">. The decision level is the highest severity among failing rules. A payment is checked against 13 rules (12 when no reserve was stated), a currency purchase against 5, adding a payee against 5. Key rules: </w:t>
+        <w:t xml:space="preserve">. The decision level is the highest severity among failing rules. A payment is checked against 14 rules (13 when no reserve was stated), a currency purchase against 5, adding a payee against 6. Key rules: </w:t>
       </w:r>
       <w:r>
         <w:rPr>
@@ -4045,7 +4045,7 @@
               <w:rPr>
                 <w:sz w:val="16"/>
               </w:rPr>
-              <w:t>Qwen 7B 103/105; cascade 103/105; 988 tests pass, 7 expected failures</w:t>
+              <w:t>Qwen 7B 103/105; cascade 103/105; 1230 tests pass, 7 expected failures</w:t>
             </w:r>
           </w:p>
         </w:tc>
@@ -5670,7 +5670,7 @@
           <w:color w:val="2B3F77"/>
           <w:sz w:val="19"/>
         </w:rPr>
-        <w:t>c10f0a0</w:t>
+        <w:t>d1822bf</w:t>
       </w:r>
       <w:r>
         <w:t xml:space="preserve"> (Windows 11, Python 3.11.6):</w:t>
@@ -5688,7 +5688,7 @@
           <w:color w:val="1F2A44"/>
           <w:sz w:val="14"/>
         </w:rPr>
-        <w:t>PASS  pytest (full suite)      22.6s  988 passed, 7 xfailed</w:t>
+        <w:t>PASS  pytest (full suite)     135.7s  1230 passed, 7 xfailed</w:t>
       </w:r>
     </w:p>
     <w:p>
@@ -5703,7 +5703,7 @@
           <w:color w:val="1F2A44"/>
           <w:sz w:val="14"/>
         </w:rPr>
-        <w:t>PASS  scripted missions         0.5s  20/20 missions completed</w:t>
+        <w:t>PASS  scripted missions         2.3s  21/21 missions completed</w:t>
       </w:r>
     </w:p>
     <w:p>
@@ -5718,7 +5718,7 @@
           <w:color w:val="1F2A44"/>
           <w:sz w:val="14"/>
         </w:rPr>
-        <w:t>PASS  golden path               0.3s  RESULT: PASS (EUR 600.00, USD 196.74, 3 receipts)</w:t>
+        <w:t>PASS  golden path               1.9s  RESULT: PASS (EUR 600.00, USD 196.74, 3 receipts)</w:t>
       </w:r>
     </w:p>
     <w:p>
@@ -5733,7 +5733,7 @@
           <w:color w:val="1F2A44"/>
           <w:sz w:val="14"/>
         </w:rPr>
-        <w:t>PASS  security report           1.2s  attacks blocked 69/69, benign completed 29/29; matches committed report</w:t>
+        <w:t>PASS  security report           5.4s  attacks blocked 69/69, benign completed 29/29; matches committed report</w:t>
       </w:r>
     </w:p>
     <w:p>
@@ -5748,7 +5748,7 @@
           <w:color w:val="1F2A44"/>
           <w:sz w:val="14"/>
         </w:rPr>
-        <w:t>PASS  evidence reproducible     0.0s  regenerated evidence identical to committed files</w:t>
+        <w:t>PASS  evidence reproducible     0.3s  regenerated evidence identical to committed files</w:t>
       </w:r>
     </w:p>
     <w:tbl>
@@ -6077,6 +6077,20 @@
               </w:rPr>
               <w:t>tests/scenarios</w:t>
             </w:r>
+            <w:r>
+              <w:rPr>
+                <w:sz w:val="17"/>
+              </w:rPr>
+              <w:t xml:space="preserve">, </w:t>
+            </w:r>
+            <w:r>
+              <w:rPr>
+                <w:rFonts w:ascii="Consolas" w:hAnsi="Consolas" w:eastAsia="Consolas"/>
+                <w:color w:val="2B3F77"/>
+                <w:sz w:val="16"/>
+              </w:rPr>
+              <w:t>tests/harness</w:t>
+            </w:r>
           </w:p>
         </w:tc>
         <w:tc>
@@ -6092,7 +6106,7 @@
               <w:rPr>
                 <w:sz w:val="17"/>
               </w:rPr>
-              <w:t>21, 21 passed</w:t>
+              <w:t>34, 22, 23 passed</w:t>
             </w:r>
           </w:p>
         </w:tc>
@@ -6109,7 +6123,7 @@
               <w:rPr>
                 <w:sz w:val="17"/>
               </w:rPr>
-              <w:t>Judge-panel and grounding regressions; the 20 missions</w:t>
+              <w:t>Judge-panel, grounding and Verification of Payee regressions; the 21 missions; the scripted-task harness</w:t>
             </w:r>
           </w:p>
         </w:tc>
@@ -6148,7 +6162,7 @@
               <w:rPr>
                 <w:sz w:val="17"/>
               </w:rPr>
-              <w:t>581 passed</w:t>
+              <w:t>786 passed</w:t>
             </w:r>
           </w:p>
         </w:tc>
@@ -6164,7 +6178,7 @@
               <w:rPr>
                 <w:sz w:val="17"/>
               </w:rPr>
-              <w:t>Agent 269, ledger 43, policy 210, UI 59</w:t>
+              <w:t>Agent 420, ledger 43, policy 253, UI 70</w:t>
             </w:r>
           </w:p>
         </w:tc>

--- a/deliverables/submission/InternationalAI-TopicC-Centrale-TechnicalDocument.docx
+++ b/deliverables/submission/InternationalAI-TopicC-Centrale-TechnicalDocument.docx
@@ -220,7 +220,7 @@
               <w:rPr>
                 <w:sz w:val="18"/>
               </w:rPr>
-              <w:t xml:space="preserve"> BorderlessGuard turns one sentence ("Pay my November tuition and rent, but keep at least 600 euros") into a plan of three actions, and moves nothing until the student approves each one. The language model only proposes a typed request. It has no payment tool and never sees an IBAN, a balance or a document. Plain code checks that every amount, payee and account in the request appears in what the student wrote, takes account numbers only from saved payees, simulates the plan, applies 14 named rules to every payment and asks for a tap (R2) or a one-time code (R3). R4 cases are denied and nothing overrides them. Every action, executed or denied, gets a receipt in the customer's own hash chain, and the student keeps a signed copy of the latest one.</w:t>
+              <w:t xml:space="preserve"> BorderlessGuard turns one sentence ("Pay my November tuition and rent, but keep at least 600 euros") into a plan of three actions, and moves nothing until the student approves each one. The language model only proposes a typed request. It has no payment tool and never sees a saved IBAN, a balance or a document. Plain code checks that every amount, payee and account in the request appears in what the student wrote, takes account numbers only from saved payees, simulates the plan, applies 14 named rules to every payment and asks for a tap (R2) or a one-time code (R3). R4 cases are denied and nothing overrides them. Every action, executed or denied, gets a receipt in the customer's own hash chain, and the student keeps a signed copy of the latest one.</w:t>
             </w:r>
           </w:p>
           <w:p>
@@ -334,7 +334,7 @@
               <w:rPr>
                 <w:sz w:val="18"/>
               </w:rPr>
-              <w:t xml:space="preserve">•  Two white-box audits by separate AI agents: 23 findings (12, then 11), all fixed or mitigated, each with a test. 1230 tests pass and 7 are documented expected failures. </w:t>
+              <w:t xml:space="preserve">•  Three white-box audits by separate AI agents: 31 findings (12, 11 and 8), all fixed or mitigated, each with a test; the round-3 and phase-2 changes were reviewed by a separate AI agent, which found nine points: seven fixed, two left as residual risks. 1379 tests pass and 7 are documented expected failures. </w:t>
             </w:r>
             <w:r>
               <w:rPr>
@@ -348,7 +348,7 @@
               <w:rPr>
                 <w:sz w:val="18"/>
               </w:rPr>
-              <w:t xml:space="preserve"> re-runs the checks in about 20 seconds.</w:t>
+              <w:t xml:space="preserve"> re-runs the checks in about 70 seconds.</w:t>
             </w:r>
           </w:p>
           <w:p>
@@ -1269,7 +1269,7 @@
         <w:t>A smart cascade.</w:t>
       </w:r>
       <w:r>
-        <w:t xml:space="preserve"> The rules parser reads the sentence first. Only what it cannot read goes to a local Qwen 3B, then 7B. On the held-out messages the rules answered 87%, so a model call (about 2.5 s) is rare.</w:t>
+        <w:t xml:space="preserve"> The rules parser reads the sentence first. Only what it cannot read goes to a local Qwen 3B, then 7B. On the held-out messages the rules answered 87%, so a model call (about 0.5 s) is rare.</w:t>
       </w:r>
     </w:p>
     <w:p>
@@ -2213,13 +2213,27 @@
                 <w:color w:val="2B3F77"/>
                 <w:sz w:val="16"/>
               </w:rPr>
+              <w:t>127.0.0.1</w:t>
+            </w:r>
+            <w:r>
+              <w:rPr>
+                <w:sz w:val="17"/>
+              </w:rPr>
+              <w:t xml:space="preserve">); about 0.5 s per call (2.6 s in the earlier runs, which went through </w:t>
+            </w:r>
+            <w:r>
+              <w:rPr>
+                <w:rFonts w:ascii="Consolas" w:hAnsi="Consolas" w:eastAsia="Consolas"/>
+                <w:color w:val="2B3F77"/>
+                <w:sz w:val="16"/>
+              </w:rPr>
               <w:t>localhost</w:t>
             </w:r>
             <w:r>
               <w:rPr>
                 <w:sz w:val="17"/>
               </w:rPr>
-              <w:t>); about 2.6 s per call.</w:t>
+              <w:t>).</w:t>
             </w:r>
           </w:p>
         </w:tc>
@@ -2294,7 +2308,7 @@
               <w:rPr>
                 <w:sz w:val="17"/>
               </w:rPr>
-              <w:t>Regression: v2 103/105; 87% of messages answered by the rules; median 0.0 s.</w:t>
+              <w:t>Regression: v2 104/105; 87% of messages answered by the rules; median 0.0 s.</w:t>
             </w:r>
           </w:p>
         </w:tc>
@@ -2333,7 +2347,7 @@
               <w:rPr>
                 <w:sz w:val="17"/>
               </w:rPr>
-              <w:t xml:space="preserve">Any OpenAI-compatible endpoint; https for remote hosts; key from </w:t>
+              <w:t xml:space="preserve">Any OpenAI-compatible endpoint; https and public addresses only for remote hosts; the environment key is used only for the origin in </w:t>
             </w:r>
             <w:r>
               <w:rPr>
@@ -2341,7 +2355,7 @@
                 <w:color w:val="2B3F77"/>
                 <w:sz w:val="16"/>
               </w:rPr>
-              <w:t>BG_MODEL_API_KEY</w:t>
+              <w:t>BG_MODEL_BASE_URL</w:t>
             </w:r>
             <w:r>
               <w:rPr>
@@ -2380,6 +2394,22 @@
       <w:pPr>
         <w:spacing w:after="120" w:before="0" w:line="40" w:lineRule="exact"/>
       </w:pPr>
+    </w:p>
+    <w:p>
+      <w:pPr>
+        <w:pStyle w:val="ListBullet2"/>
+        <w:spacing w:after="50" w:before="0"/>
+        <w:ind w:left="652" w:hanging="255"/>
+      </w:pPr>
+      <w:r>
+        <w:rPr>
+          <w:b/>
+        </w:rPr>
+        <w:t>What is AI, what is code, what is simulated.</w:t>
+      </w:r>
+      <w:r>
+        <w:t xml:space="preserve"> The model is optional and only reads the sentence; the table below says which step is which.</w:t>
+      </w:r>
     </w:p>
     <w:p>
       <w:pPr>
@@ -2455,6 +2485,536 @@
       <w:r>
         <w:t xml:space="preserve"> Qwen2.5-7B-Instruct: Apache-2.0. Qwen2.5-3B-Instruct: Qwen Research License (non-commercial). Ollama: MIT. The weights are downloaded by the user and are not in the repository.</w:t>
       </w:r>
+    </w:p>
+    <w:tbl>
+      <w:tblPr>
+        <w:tblW w:w="9471" w:type="dxa"/>
+        <w:tblInd w:w="320" w:type="dxa"/>
+        <w:tblBorders>
+          <w:top w:val="single" w:sz="4" w:space="0" w:color="D5DBE8"/>
+          <w:left w:val="nil"/>
+          <w:bottom w:val="single" w:sz="4" w:space="0" w:color="D5DBE8"/>
+          <w:right w:val="nil"/>
+          <w:insideH w:val="single" w:sz="4" w:space="0" w:color="D5DBE8"/>
+          <w:insideV w:val="nil"/>
+        </w:tblBorders>
+        <w:tblLayout w:type="fixed"/>
+        <w:tblCellMar>
+          <w:top w:w="45" w:type="dxa"/>
+          <w:left w:w="70" w:type="dxa"/>
+          <w:bottom w:w="45" w:type="dxa"/>
+          <w:right w:w="70" w:type="dxa"/>
+        </w:tblCellMar>
+        <w:tblLook w:firstColumn="1" w:firstRow="1" w:lastColumn="0" w:lastRow="0" w:noHBand="0" w:noVBand="1" w:val="04A0"/>
+      </w:tblPr>
+      <w:tblGrid>
+        <w:gridCol w:w="1994"/>
+        <w:gridCol w:w="4586"/>
+        <w:gridCol w:w="2891"/>
+      </w:tblGrid>
+      <w:tr>
+        <w:trPr>
+          <w:cantSplit/>
+          <w:tblHeader/>
+        </w:trPr>
+        <w:tc>
+          <w:tcPr>
+            <w:tcW w:w="1994" w:type="dxa"/>
+            <w:shd w:val="clear" w:color="auto" w:fill="EEF3FF"/>
+          </w:tcPr>
+          <w:p>
+            <w:pPr>
+              <w:spacing w:after="0" w:before="0" w:line="240" w:lineRule="auto"/>
+            </w:pPr>
+            <w:r>
+              <w:rPr>
+                <w:b/>
+                <w:sz w:val="17"/>
+              </w:rPr>
+              <w:t>Step</w:t>
+            </w:r>
+          </w:p>
+        </w:tc>
+        <w:tc>
+          <w:tcPr>
+            <w:tcW w:w="4586" w:type="dxa"/>
+            <w:shd w:val="clear" w:color="auto" w:fill="EEF3FF"/>
+          </w:tcPr>
+          <w:p>
+            <w:pPr>
+              <w:spacing w:after="0" w:before="0" w:line="240" w:lineRule="auto"/>
+            </w:pPr>
+            <w:r>
+              <w:rPr>
+                <w:b/>
+                <w:sz w:val="17"/>
+              </w:rPr>
+              <w:t>Done by</w:t>
+            </w:r>
+          </w:p>
+        </w:tc>
+        <w:tc>
+          <w:tcPr>
+            <w:tcW w:w="2891" w:type="dxa"/>
+            <w:shd w:val="clear" w:color="auto" w:fill="EEF3FF"/>
+          </w:tcPr>
+          <w:p>
+            <w:pPr>
+              <w:spacing w:after="0" w:before="0" w:line="240" w:lineRule="auto"/>
+            </w:pPr>
+            <w:r>
+              <w:rPr>
+                <w:b/>
+                <w:sz w:val="17"/>
+              </w:rPr>
+              <w:t>Simulated or fixed</w:t>
+            </w:r>
+          </w:p>
+        </w:tc>
+      </w:tr>
+      <w:tr>
+        <w:trPr>
+          <w:cantSplit/>
+        </w:trPr>
+        <w:tc>
+          <w:tcPr>
+            <w:tcW w:w="1994" w:type="dxa"/>
+          </w:tcPr>
+          <w:p>
+            <w:pPr>
+              <w:spacing w:after="0" w:before="0" w:line="240" w:lineRule="auto"/>
+            </w:pPr>
+            <w:r>
+              <w:rPr>
+                <w:sz w:val="17"/>
+              </w:rPr>
+              <w:t>Reading the sentence</w:t>
+            </w:r>
+          </w:p>
+        </w:tc>
+        <w:tc>
+          <w:tcPr>
+            <w:tcW w:w="4586" w:type="dxa"/>
+          </w:tcPr>
+          <w:p>
+            <w:pPr>
+              <w:spacing w:after="0" w:before="0" w:line="240" w:lineRule="auto"/>
+            </w:pPr>
+            <w:r>
+              <w:rPr>
+                <w:sz w:val="17"/>
+              </w:rPr>
+              <w:t>The offline rules parser (default), or a language model (optional: local Qwen, the cascade, a connected endpoint). Both only produce typed intents.</w:t>
+            </w:r>
+          </w:p>
+        </w:tc>
+        <w:tc>
+          <w:tcPr>
+            <w:tcW w:w="2891" w:type="dxa"/>
+          </w:tcPr>
+          <w:p>
+            <w:pPr>
+              <w:spacing w:after="0" w:before="0" w:line="240" w:lineRule="auto"/>
+            </w:pPr>
+            <w:r>
+              <w:rPr>
+                <w:sz w:val="17"/>
+              </w:rPr>
+              <w:t>None</w:t>
+            </w:r>
+          </w:p>
+        </w:tc>
+      </w:tr>
+      <w:tr>
+        <w:trPr>
+          <w:cantSplit/>
+        </w:trPr>
+        <w:tc>
+          <w:tcPr>
+            <w:tcW w:w="1994" w:type="dxa"/>
+          </w:tcPr>
+          <w:p>
+            <w:pPr>
+              <w:spacing w:after="0" w:before="0" w:line="240" w:lineRule="auto"/>
+            </w:pPr>
+            <w:r>
+              <w:rPr>
+                <w:sz w:val="17"/>
+              </w:rPr>
+              <w:t>Amounts, payees, IBANs, memo, currency</w:t>
+            </w:r>
+          </w:p>
+        </w:tc>
+        <w:tc>
+          <w:tcPr>
+            <w:tcW w:w="4586" w:type="dxa"/>
+          </w:tcPr>
+          <w:p>
+            <w:pPr>
+              <w:spacing w:after="0" w:before="0" w:line="240" w:lineRule="auto"/>
+            </w:pPr>
+            <w:r>
+              <w:rPr>
+                <w:sz w:val="17"/>
+              </w:rPr>
+              <w:t>Code: grounding checks every field against what the customer wrote; the account comes from the saved payee, never from the model.</w:t>
+            </w:r>
+          </w:p>
+        </w:tc>
+        <w:tc>
+          <w:tcPr>
+            <w:tcW w:w="2891" w:type="dxa"/>
+          </w:tcPr>
+          <w:p>
+            <w:pPr>
+              <w:spacing w:after="0" w:before="0" w:line="240" w:lineRule="auto"/>
+            </w:pPr>
+            <w:r>
+              <w:rPr>
+                <w:sz w:val="17"/>
+              </w:rPr>
+              <w:t>Payee registry and persona are synthetic</w:t>
+            </w:r>
+          </w:p>
+        </w:tc>
+      </w:tr>
+      <w:tr>
+        <w:trPr>
+          <w:cantSplit/>
+        </w:trPr>
+        <w:tc>
+          <w:tcPr>
+            <w:tcW w:w="1994" w:type="dxa"/>
+          </w:tcPr>
+          <w:p>
+            <w:pPr>
+              <w:spacing w:after="0" w:before="0" w:line="240" w:lineRule="auto"/>
+            </w:pPr>
+            <w:r>
+              <w:rPr>
+                <w:sz w:val="17"/>
+              </w:rPr>
+              <w:t>Plan, FX quote, fee, reserve</w:t>
+            </w:r>
+          </w:p>
+        </w:tc>
+        <w:tc>
+          <w:tcPr>
+            <w:tcW w:w="4586" w:type="dxa"/>
+          </w:tcPr>
+          <w:p>
+            <w:pPr>
+              <w:spacing w:after="0" w:before="0" w:line="240" w:lineRule="auto"/>
+            </w:pPr>
+            <w:r>
+              <w:rPr>
+                <w:sz w:val="17"/>
+              </w:rPr>
+              <w:t>Code.</w:t>
+            </w:r>
+          </w:p>
+        </w:tc>
+        <w:tc>
+          <w:tcPr>
+            <w:tcW w:w="2891" w:type="dxa"/>
+          </w:tcPr>
+          <w:p>
+            <w:pPr>
+              <w:spacing w:after="0" w:before="0" w:line="240" w:lineRule="auto"/>
+            </w:pPr>
+            <w:r>
+              <w:rPr>
+                <w:sz w:val="17"/>
+              </w:rPr>
+              <w:t>Fixed rates (0.92 EUR per USD, 1.085 USD per EUR), 0.5% fee, an in-memory sandbox ledger</w:t>
+            </w:r>
+          </w:p>
+        </w:tc>
+      </w:tr>
+      <w:tr>
+        <w:trPr>
+          <w:cantSplit/>
+        </w:trPr>
+        <w:tc>
+          <w:tcPr>
+            <w:tcW w:w="1994" w:type="dxa"/>
+          </w:tcPr>
+          <w:p>
+            <w:pPr>
+              <w:spacing w:after="0" w:before="0" w:line="240" w:lineRule="auto"/>
+            </w:pPr>
+            <w:r>
+              <w:rPr>
+                <w:sz w:val="17"/>
+              </w:rPr>
+              <w:t>Policy, 14 rules per payment</w:t>
+            </w:r>
+          </w:p>
+        </w:tc>
+        <w:tc>
+          <w:tcPr>
+            <w:tcW w:w="4586" w:type="dxa"/>
+          </w:tcPr>
+          <w:p>
+            <w:pPr>
+              <w:spacing w:after="0" w:before="0" w:line="240" w:lineRule="auto"/>
+            </w:pPr>
+            <w:r>
+              <w:rPr>
+                <w:sz w:val="17"/>
+              </w:rPr>
+              <w:t>Code.</w:t>
+            </w:r>
+          </w:p>
+        </w:tc>
+        <w:tc>
+          <w:tcPr>
+            <w:tcW w:w="2891" w:type="dxa"/>
+          </w:tcPr>
+          <w:p>
+            <w:pPr>
+              <w:spacing w:after="0" w:before="0" w:line="240" w:lineRule="auto"/>
+            </w:pPr>
+            <w:r>
+              <w:rPr>
+                <w:sz w:val="17"/>
+              </w:rPr>
+              <w:t>Sanctions list of three entries; the account-holder directory is a dictionary</w:t>
+            </w:r>
+          </w:p>
+        </w:tc>
+      </w:tr>
+      <w:tr>
+        <w:trPr>
+          <w:cantSplit/>
+        </w:trPr>
+        <w:tc>
+          <w:tcPr>
+            <w:tcW w:w="1994" w:type="dxa"/>
+          </w:tcPr>
+          <w:p>
+            <w:pPr>
+              <w:spacing w:after="0" w:before="0" w:line="240" w:lineRule="auto"/>
+            </w:pPr>
+            <w:r>
+              <w:rPr>
+                <w:sz w:val="17"/>
+              </w:rPr>
+              <w:t>Approval</w:t>
+            </w:r>
+          </w:p>
+        </w:tc>
+        <w:tc>
+          <w:tcPr>
+            <w:tcW w:w="4586" w:type="dxa"/>
+          </w:tcPr>
+          <w:p>
+            <w:pPr>
+              <w:spacing w:after="0" w:before="0" w:line="240" w:lineRule="auto"/>
+            </w:pPr>
+            <w:r>
+              <w:rPr>
+                <w:sz w:val="17"/>
+              </w:rPr>
+              <w:t>Code: a tap, or a one-time code after step-up.</w:t>
+            </w:r>
+          </w:p>
+        </w:tc>
+        <w:tc>
+          <w:tcPr>
+            <w:tcW w:w="2891" w:type="dxa"/>
+          </w:tcPr>
+          <w:p>
+            <w:pPr>
+              <w:spacing w:after="0" w:before="0" w:line="240" w:lineRule="auto"/>
+            </w:pPr>
+            <w:r>
+              <w:rPr>
+                <w:sz w:val="17"/>
+              </w:rPr>
+              <w:t>The code is the constant 246810 and no SMS is sent</w:t>
+            </w:r>
+          </w:p>
+        </w:tc>
+      </w:tr>
+      <w:tr>
+        <w:trPr>
+          <w:cantSplit/>
+        </w:trPr>
+        <w:tc>
+          <w:tcPr>
+            <w:tcW w:w="1994" w:type="dxa"/>
+          </w:tcPr>
+          <w:p>
+            <w:pPr>
+              <w:spacing w:after="0" w:before="0" w:line="240" w:lineRule="auto"/>
+            </w:pPr>
+            <w:r>
+              <w:rPr>
+                <w:sz w:val="17"/>
+              </w:rPr>
+              <w:t>Execution and receipts</w:t>
+            </w:r>
+          </w:p>
+        </w:tc>
+        <w:tc>
+          <w:tcPr>
+            <w:tcW w:w="4586" w:type="dxa"/>
+          </w:tcPr>
+          <w:p>
+            <w:pPr>
+              <w:spacing w:after="0" w:before="0" w:line="240" w:lineRule="auto"/>
+            </w:pPr>
+            <w:r>
+              <w:rPr>
+                <w:sz w:val="17"/>
+              </w:rPr>
+              <w:t>Code: hash-chained receipts in SQLite, a signed anchor.</w:t>
+            </w:r>
+          </w:p>
+        </w:tc>
+        <w:tc>
+          <w:tcPr>
+            <w:tcW w:w="2891" w:type="dxa"/>
+          </w:tcPr>
+          <w:p>
+            <w:pPr>
+              <w:spacing w:after="0" w:before="0" w:line="240" w:lineRule="auto"/>
+            </w:pPr>
+            <w:r>
+              <w:rPr>
+                <w:sz w:val="17"/>
+              </w:rPr>
+              <w:t xml:space="preserve">Public demo signing key unless </w:t>
+            </w:r>
+            <w:r>
+              <w:rPr>
+                <w:rFonts w:ascii="Consolas" w:hAnsi="Consolas" w:eastAsia="Consolas"/>
+                <w:color w:val="2B3F77"/>
+                <w:sz w:val="16"/>
+              </w:rPr>
+              <w:t>BG_RECEIPT_KEY</w:t>
+            </w:r>
+            <w:r>
+              <w:rPr>
+                <w:sz w:val="17"/>
+              </w:rPr>
+              <w:t xml:space="preserve"> is set; frozen clock (2026-10-28 09:00 UTC)</w:t>
+            </w:r>
+          </w:p>
+        </w:tc>
+      </w:tr>
+      <w:tr>
+        <w:trPr>
+          <w:cantSplit/>
+        </w:trPr>
+        <w:tc>
+          <w:tcPr>
+            <w:tcW w:w="1994" w:type="dxa"/>
+          </w:tcPr>
+          <w:p>
+            <w:pPr>
+              <w:spacing w:after="0" w:before="0" w:line="240" w:lineRule="auto"/>
+            </w:pPr>
+            <w:r>
+              <w:rPr>
+                <w:sz w:val="17"/>
+              </w:rPr>
+              <w:t>Every sentence of the reply</w:t>
+            </w:r>
+          </w:p>
+        </w:tc>
+        <w:tc>
+          <w:tcPr>
+            <w:tcW w:w="4586" w:type="dxa"/>
+          </w:tcPr>
+          <w:p>
+            <w:pPr>
+              <w:spacing w:after="0" w:before="0" w:line="240" w:lineRule="auto"/>
+            </w:pPr>
+            <w:r>
+              <w:rPr>
+                <w:sz w:val="17"/>
+              </w:rPr>
+              <w:t>Templates. A model's own words are not relayed (a plain clarifying question is the one exception, and it is filtered).</w:t>
+            </w:r>
+          </w:p>
+        </w:tc>
+        <w:tc>
+          <w:tcPr>
+            <w:tcW w:w="2891" w:type="dxa"/>
+          </w:tcPr>
+          <w:p>
+            <w:pPr>
+              <w:spacing w:after="0" w:before="0" w:line="240" w:lineRule="auto"/>
+            </w:pPr>
+            <w:r>
+              <w:rPr>
+                <w:sz w:val="17"/>
+              </w:rPr>
+              <w:t>None</w:t>
+            </w:r>
+          </w:p>
+        </w:tc>
+      </w:tr>
+      <w:tr>
+        <w:trPr>
+          <w:cantSplit/>
+        </w:trPr>
+        <w:tc>
+          <w:tcPr>
+            <w:tcW w:w="1994" w:type="dxa"/>
+          </w:tcPr>
+          <w:p>
+            <w:pPr>
+              <w:spacing w:after="0" w:before="0" w:line="240" w:lineRule="auto"/>
+            </w:pPr>
+            <w:r>
+              <w:rPr>
+                <w:sz w:val="17"/>
+              </w:rPr>
+              <w:t>Requests in other languages</w:t>
+            </w:r>
+          </w:p>
+        </w:tc>
+        <w:tc>
+          <w:tcPr>
+            <w:tcW w:w="4586" w:type="dxa"/>
+          </w:tcPr>
+          <w:p>
+            <w:pPr>
+              <w:spacing w:after="0" w:before="0" w:line="240" w:lineRule="auto"/>
+            </w:pPr>
+            <w:r>
+              <w:rPr>
+                <w:sz w:val="17"/>
+              </w:rPr>
+              <w:t>Only a model reads them (5/5 for Qwen, 0/5 for the rules).</w:t>
+            </w:r>
+          </w:p>
+        </w:tc>
+        <w:tc>
+          <w:tcPr>
+            <w:tcW w:w="2891" w:type="dxa"/>
+          </w:tcPr>
+          <w:p>
+            <w:pPr>
+              <w:spacing w:after="0" w:before="0" w:line="240" w:lineRule="auto"/>
+            </w:pPr>
+            <w:r>
+              <w:rPr>
+                <w:sz w:val="17"/>
+              </w:rPr>
+              <w:t>None</w:t>
+            </w:r>
+          </w:p>
+        </w:tc>
+      </w:tr>
+    </w:tbl>
+    <w:p>
+      <w:pPr>
+        <w:spacing w:after="120" w:before="0" w:line="40" w:lineRule="exact"/>
+      </w:pPr>
     </w:p>
     <w:p>
       <w:pPr>
@@ -3086,7 +3646,7 @@
       <w:r>
         <w:drawing>
           <wp:inline xmlns:a="http://schemas.openxmlformats.org/drawingml/2006/main" xmlns:pic="http://schemas.openxmlformats.org/drawingml/2006/picture">
-            <wp:extent cx="5220000" cy="3156279"/>
+            <wp:extent cx="5220000" cy="3347609"/>
             <wp:docPr id="2" name="Picture 2"/>
             <wp:cNvGraphicFramePr>
               <a:graphicFrameLocks noChangeAspect="1"/>
@@ -3107,7 +3667,7 @@
                   <pic:spPr>
                     <a:xfrm>
                       <a:off x="0" y="0"/>
-                      <a:ext cx="5220000" cy="3156279"/>
+                      <a:ext cx="5220000" cy="3347609"/>
                     </a:xfrm>
                     <a:prstGeom prst="rect"/>
                   </pic:spPr>
@@ -3215,7 +3775,7 @@
       <w:r>
         <w:drawing>
           <wp:inline xmlns:a="http://schemas.openxmlformats.org/drawingml/2006/main" xmlns:pic="http://schemas.openxmlformats.org/drawingml/2006/picture">
-            <wp:extent cx="5220000" cy="3253395"/>
+            <wp:extent cx="5220000" cy="4000109"/>
             <wp:docPr id="3" name="Picture 3"/>
             <wp:cNvGraphicFramePr>
               <a:graphicFrameLocks noChangeAspect="1"/>
@@ -3236,7 +3796,7 @@
                   <pic:spPr>
                     <a:xfrm>
                       <a:off x="0" y="0"/>
-                      <a:ext cx="5220000" cy="3253395"/>
+                      <a:ext cx="5220000" cy="4000109"/>
                     </a:xfrm>
                     <a:prstGeom prst="rect"/>
                   </pic:spPr>
@@ -3395,7 +3955,7 @@
         <w:t>IBAN_VALID</w:t>
       </w:r>
       <w:r>
-        <w:t xml:space="preserve"> (ISO 13616, mod-97) and </w:t>
+        <w:t xml:space="preserve"> (ISO 13616, mod-97), </w:t>
       </w:r>
       <w:r>
         <w:rPr>
@@ -3406,7 +3966,18 @@
         <w:t>PAYEE_NAME_UNIQUE</w:t>
       </w:r>
       <w:r>
-        <w:t>. The sanctions name screen folds look-alike letters (Cyrillic, Greek, Armenian, Cherokee, small capitals), compares with spaces removed, joins letter runs, and fails closed on a letter it cannot fold.</w:t>
+        <w:t xml:space="preserve"> and </w:t>
+      </w:r>
+      <w:r>
+        <w:rPr>
+          <w:rFonts w:ascii="Consolas" w:hAnsi="Consolas" w:eastAsia="Consolas"/>
+          <w:color w:val="2B3F77"/>
+          <w:sz w:val="19"/>
+        </w:rPr>
+        <w:t>PAYEE_VERIFICATION</w:t>
+      </w:r>
+      <w:r>
+        <w:t>. Verification of Payee compares a payee's typed name with the holder the sandbox bank has on record for the IBAN (match, close match, no match or not available): anything but a match needs the one-time code, and no match or not available is denied (R4) when the account number comes from an invoice or letter in the same request. The sanctions name screen folds look-alike letters (Cyrillic, Greek, Armenian, Cherokee, small capitals), compares with spaces removed, joins letter runs, and fails closed on a letter it cannot fold.</w:t>
       </w:r>
     </w:p>
     <w:p>
@@ -3958,7 +4529,7 @@
               <w:rPr>
                 <w:sz w:val="16"/>
               </w:rPr>
-              <w:t>Two separate AI agents with full read access</w:t>
+              <w:t>Three separate AI agents with full read access</w:t>
             </w:r>
           </w:p>
         </w:tc>
@@ -3975,7 +4546,7 @@
               <w:rPr>
                 <w:sz w:val="16"/>
               </w:rPr>
-              <w:t>12 findings, then 11; all fixed or mitigated</w:t>
+              <w:t>12, 11 and 8 findings (31); all fixed or mitigated</w:t>
             </w:r>
           </w:p>
         </w:tc>
@@ -3992,7 +4563,7 @@
               <w:rPr>
                 <w:sz w:val="16"/>
               </w:rPr>
-              <w:t>Code review; fixes are regression-tested</w:t>
+              <w:t>Code review; fixes are regression-tested; round 3 and phase 2 reviewed once more by a separate agent (9 points, 7 fixed)</w:t>
             </w:r>
           </w:p>
         </w:tc>
@@ -4045,7 +4616,7 @@
               <w:rPr>
                 <w:sz w:val="16"/>
               </w:rPr>
-              <w:t>Qwen 7B 103/105; cascade 103/105; 1230 tests pass, 7 expected failures</w:t>
+              <w:t>Qwen 7B 103/105; cascade 104/105; 1379 tests pass, 7 expected failures</w:t>
             </w:r>
           </w:p>
         </w:tc>
@@ -4517,7 +5088,7 @@
       <w:r>
         <w:drawing>
           <wp:inline xmlns:a="http://schemas.openxmlformats.org/drawingml/2006/main" xmlns:pic="http://schemas.openxmlformats.org/drawingml/2006/picture">
-            <wp:extent cx="5220000" cy="3204837"/>
+            <wp:extent cx="5220000" cy="3631304"/>
             <wp:docPr id="4" name="Picture 4"/>
             <wp:cNvGraphicFramePr>
               <a:graphicFrameLocks noChangeAspect="1"/>
@@ -4538,7 +5109,7 @@
                   <pic:spPr>
                     <a:xfrm>
                       <a:off x="0" y="0"/>
-                      <a:ext cx="5220000" cy="3204837"/>
+                      <a:ext cx="5220000" cy="3631304"/>
                     </a:xfrm>
                     <a:prstGeom prst="rect"/>
                   </pic:spPr>
@@ -4862,6 +5433,7 @@
           </w:tcPr>
           <w:p>
             <w:pPr>
+              <w:keepNext/>
               <w:spacing w:after="0" w:before="0" w:line="240" w:lineRule="auto"/>
             </w:pPr>
             <w:r>
@@ -4883,6 +5455,100 @@
                 <w:sz w:val="16"/>
               </w:rPr>
               <w:t>)</w:t>
+            </w:r>
+          </w:p>
+        </w:tc>
+        <w:tc>
+          <w:tcPr>
+            <w:tcW w:w="1595" w:type="dxa"/>
+          </w:tcPr>
+          <w:p>
+            <w:pPr>
+              <w:keepNext/>
+              <w:spacing w:after="0" w:before="0" w:line="240" w:lineRule="auto"/>
+            </w:pPr>
+            <w:r>
+              <w:rPr>
+                <w:sz w:val="16"/>
+              </w:rPr>
+              <w:t>11: 2 Medium, 9 Low</w:t>
+            </w:r>
+          </w:p>
+        </w:tc>
+        <w:tc>
+          <w:tcPr>
+            <w:tcW w:w="3888" w:type="dxa"/>
+          </w:tcPr>
+          <w:p>
+            <w:pPr>
+              <w:keepNext/>
+              <w:spacing w:after="0" w:before="0" w:line="240" w:lineRule="auto"/>
+            </w:pPr>
+            <w:r>
+              <w:rPr>
+                <w:sz w:val="16"/>
+              </w:rPr>
+              <w:t>A sanctioned name written without spaces passed; a model's text was shown as the bank's; payee synonyms, currencies and memo were ungrounded; a long message cost quadratic CPU</w:t>
+            </w:r>
+          </w:p>
+        </w:tc>
+        <w:tc>
+          <w:tcPr>
+            <w:tcW w:w="1994" w:type="dxa"/>
+          </w:tcPr>
+          <w:p>
+            <w:pPr>
+              <w:keepNext/>
+              <w:spacing w:after="0" w:before="0" w:line="240" w:lineRule="auto"/>
+            </w:pPr>
+            <w:r>
+              <w:rPr>
+                <w:sz w:val="16"/>
+              </w:rPr>
+              <w:t xml:space="preserve">All 11 fixed in </w:t>
+            </w:r>
+            <w:r>
+              <w:rPr>
+                <w:rFonts w:ascii="Consolas" w:hAnsi="Consolas" w:eastAsia="Consolas"/>
+                <w:color w:val="2B3F77"/>
+                <w:sz w:val="15"/>
+              </w:rPr>
+              <w:t>c10f0a0</w:t>
+            </w:r>
+          </w:p>
+        </w:tc>
+      </w:tr>
+      <w:tr>
+        <w:trPr>
+          <w:cantSplit/>
+        </w:trPr>
+        <w:tc>
+          <w:tcPr>
+            <w:tcW w:w="1994" w:type="dxa"/>
+          </w:tcPr>
+          <w:p>
+            <w:pPr>
+              <w:spacing w:after="0" w:before="0" w:line="240" w:lineRule="auto"/>
+            </w:pPr>
+            <w:r>
+              <w:rPr>
+                <w:sz w:val="16"/>
+              </w:rPr>
+              <w:t xml:space="preserve">Round 3 (after </w:t>
+            </w:r>
+            <w:r>
+              <w:rPr>
+                <w:rFonts w:ascii="Consolas" w:hAnsi="Consolas" w:eastAsia="Consolas"/>
+                <w:color w:val="2B3F77"/>
+                <w:sz w:val="15"/>
+              </w:rPr>
+              <w:t>d1822bf</w:t>
+            </w:r>
+            <w:r>
+              <w:rPr>
+                <w:sz w:val="16"/>
+              </w:rPr>
+              <w:t>, 2026-10-20)</w:t>
             </w:r>
           </w:p>
         </w:tc>
@@ -4898,7 +5564,7 @@
               <w:rPr>
                 <w:sz w:val="16"/>
               </w:rPr>
-              <w:t>11: 2 Medium, 9 Low</w:t>
+              <w:t>8: 1 High, 2 Medium, 5 Low</w:t>
             </w:r>
           </w:p>
         </w:tc>
@@ -4914,7 +5580,7 @@
               <w:rPr>
                 <w:sz w:val="16"/>
               </w:rPr>
-              <w:t>A sanctioned name written without spaces passed; a model's text was shown as the bank's; payee synonyms, currencies and memo were ungrounded; a long message cost quadratic CPU</w:t>
+              <w:t>APPSEC-1 to APPSEC-8: the operator's model API key could be sent to a URL typed in the UI; "Rules only" could hide a remote model; Streamlit listened on every interface; an unauthenticated remote API; a split document IBAN</w:t>
             </w:r>
           </w:p>
         </w:tc>
@@ -4930,15 +5596,7 @@
               <w:rPr>
                 <w:sz w:val="16"/>
               </w:rPr>
-              <w:t xml:space="preserve">All 11 fixed in </w:t>
-            </w:r>
-            <w:r>
-              <w:rPr>
-                <w:rFonts w:ascii="Consolas" w:hAnsi="Consolas" w:eastAsia="Consolas"/>
-                <w:color w:val="2B3F77"/>
-                <w:sz w:val="15"/>
-              </w:rPr>
-              <w:t>c10f0a0</w:t>
+              <w:t>All 8 fixed; reviewed independently once (2026-10-20); that review's fixes were not reviewed again</w:t>
             </w:r>
           </w:p>
         </w:tc>
@@ -4967,7 +5625,7 @@
         <w:rPr>
           <w:sz w:val="19"/>
         </w:rPr>
-        <w:t xml:space="preserve"> holds one test per finding and the passing proofs of controls the auditors found sound: 96 tests, no xfail left. The model connector, the cascade and the model selector were added after round 2 and have had no white-box review.</w:t>
+        <w:t xml:space="preserve"> holds one test per finding and the passing proofs of controls the auditors found sound: 169 tests, no xfail left. Round 3 covered the connector, the cascade, the selector, the harness and its HTTP API, Verification of Payee, the UI, Docker and CI. Its fixes were made by the pass that found them and were reviewed once more by a separate AI agent on 2026-10-20 (nine points, seven fixed).</w:t>
       </w:r>
     </w:p>
     <w:p>
@@ -4979,7 +5637,7 @@
       <w:r>
         <w:drawing>
           <wp:inline xmlns:a="http://schemas.openxmlformats.org/drawingml/2006/main" xmlns:pic="http://schemas.openxmlformats.org/drawingml/2006/picture">
-            <wp:extent cx="5220000" cy="1990884"/>
+            <wp:extent cx="5220000" cy="2496522"/>
             <wp:docPr id="5" name="Picture 5"/>
             <wp:cNvGraphicFramePr>
               <a:graphicFrameLocks noChangeAspect="1"/>
@@ -5000,7 +5658,7 @@
                   <pic:spPr>
                     <a:xfrm>
                       <a:off x="0" y="0"/>
-                      <a:ext cx="5220000" cy="1990884"/>
+                      <a:ext cx="5220000" cy="2496522"/>
                     </a:xfrm>
                     <a:prstGeom prst="rect"/>
                   </pic:spPr>
@@ -5113,7 +5771,7 @@
           <w:color w:val="1F2A44"/>
           <w:sz w:val="14"/>
         </w:rPr>
-        <w:t>.venv/bin/python scripts/verify_all.py                   # all checks, about 20 s</w:t>
+        <w:t>.venv/bin/python scripts/verify_all.py                   # all checks, about 70 s</w:t>
       </w:r>
     </w:p>
     <w:p>
@@ -5143,7 +5801,7 @@
           <w:color w:val="1F2A44"/>
           <w:sz w:val="14"/>
         </w:rPr>
-        <w:t>docker build -t borderlessguard . &amp;&amp; docker run --rm -p 8501:8501 borderlessguard</w:t>
+        <w:t>docker build -t borderlessguard . &amp;&amp; docker run --rm -p 127.0.0.1:8501:8501 borderlessguard   # this machine only</w:t>
       </w:r>
     </w:p>
     <w:tbl>
@@ -5184,7 +5842,6 @@
           </w:tcPr>
           <w:p>
             <w:pPr>
-              <w:keepNext/>
               <w:spacing w:after="0" w:before="0" w:line="240" w:lineRule="auto"/>
             </w:pPr>
             <w:r>
@@ -5203,7 +5860,6 @@
           </w:tcPr>
           <w:p>
             <w:pPr>
-              <w:keepNext/>
               <w:spacing w:after="0" w:before="0" w:line="240" w:lineRule="auto"/>
             </w:pPr>
             <w:r>
@@ -5222,7 +5878,6 @@
           </w:tcPr>
           <w:p>
             <w:pPr>
-              <w:keepNext/>
               <w:spacing w:after="0" w:before="0" w:line="240" w:lineRule="auto"/>
             </w:pPr>
             <w:r>
@@ -5245,7 +5900,6 @@
           </w:tcPr>
           <w:p>
             <w:pPr>
-              <w:keepNext/>
               <w:spacing w:after="0" w:before="0" w:line="240" w:lineRule="auto"/>
             </w:pPr>
             <w:r>
@@ -5264,7 +5918,6 @@
           </w:tcPr>
           <w:p>
             <w:pPr>
-              <w:keepNext/>
               <w:spacing w:after="0" w:before="0" w:line="240" w:lineRule="auto"/>
             </w:pPr>
             <w:r>
@@ -5283,7 +5936,6 @@
           </w:tcPr>
           <w:p>
             <w:pPr>
-              <w:keepNext/>
               <w:spacing w:after="0" w:before="0" w:line="240" w:lineRule="auto"/>
             </w:pPr>
             <w:r>
@@ -5349,7 +6001,6 @@
           </w:tcPr>
           <w:p>
             <w:pPr>
-              <w:keepNext/>
               <w:spacing w:after="0" w:before="0" w:line="240" w:lineRule="auto"/>
             </w:pPr>
             <w:r>
@@ -5368,7 +6019,6 @@
           </w:tcPr>
           <w:p>
             <w:pPr>
-              <w:keepNext/>
               <w:spacing w:after="0" w:before="0" w:line="240" w:lineRule="auto"/>
             </w:pPr>
             <w:r>
@@ -5387,7 +6037,6 @@
           </w:tcPr>
           <w:p>
             <w:pPr>
-              <w:keepNext/>
               <w:spacing w:after="0" w:before="0" w:line="240" w:lineRule="auto"/>
             </w:pPr>
             <w:r>
@@ -5416,7 +6065,7 @@
                 <w:color w:val="2B3F77"/>
                 <w:sz w:val="16"/>
               </w:rPr>
-              <w:t>localhost:11434</w:t>
+              <w:t>127.0.0.1:11434</w:t>
             </w:r>
             <w:r>
               <w:rPr>
@@ -5437,7 +6086,6 @@
           </w:tcPr>
           <w:p>
             <w:pPr>
-              <w:keepNext/>
               <w:spacing w:after="0" w:before="0" w:line="240" w:lineRule="auto"/>
             </w:pPr>
             <w:r>
@@ -5470,7 +6118,6 @@
           </w:tcPr>
           <w:p>
             <w:pPr>
-              <w:keepNext/>
               <w:spacing w:after="0" w:before="0" w:line="240" w:lineRule="auto"/>
             </w:pPr>
             <w:r>
@@ -5487,7 +6134,6 @@
           </w:tcPr>
           <w:p>
             <w:pPr>
-              <w:keepNext/>
               <w:spacing w:after="0" w:before="0" w:line="240" w:lineRule="auto"/>
             </w:pPr>
             <w:r>
@@ -5523,7 +6169,6 @@
           </w:tcPr>
           <w:p>
             <w:pPr>
-              <w:keepNext/>
               <w:spacing w:after="0" w:before="0" w:line="240" w:lineRule="auto"/>
             </w:pPr>
             <w:r>
@@ -5542,7 +6187,6 @@
           </w:tcPr>
           <w:p>
             <w:pPr>
-              <w:keepNext/>
               <w:spacing w:after="0" w:before="0" w:line="240" w:lineRule="auto"/>
             </w:pPr>
             <w:r>
@@ -5559,14 +6203,201 @@
           </w:tcPr>
           <w:p>
             <w:pPr>
-              <w:keepNext/>
               <w:spacing w:after="0" w:before="0" w:line="240" w:lineRule="auto"/>
             </w:pPr>
             <w:r>
               <w:rPr>
                 <w:sz w:val="17"/>
               </w:rPr>
-              <w:t>Bearer token; sent only in the Authorization header; never logged</w:t>
+              <w:t xml:space="preserve">Bearer token; used only for the origin in </w:t>
+            </w:r>
+            <w:r>
+              <w:rPr>
+                <w:rFonts w:ascii="Consolas" w:hAnsi="Consolas" w:eastAsia="Consolas"/>
+                <w:color w:val="2B3F77"/>
+                <w:sz w:val="16"/>
+              </w:rPr>
+              <w:t>BG_MODEL_BASE_URL</w:t>
+            </w:r>
+            <w:r>
+              <w:rPr>
+                <w:sz w:val="17"/>
+              </w:rPr>
+              <w:t>; sent only in the Authorization header; never logged</w:t>
+            </w:r>
+          </w:p>
+        </w:tc>
+      </w:tr>
+      <w:tr>
+        <w:trPr>
+          <w:cantSplit/>
+        </w:trPr>
+        <w:tc>
+          <w:tcPr>
+            <w:tcW w:w="3088" w:type="dxa"/>
+          </w:tcPr>
+          <w:p>
+            <w:pPr>
+              <w:spacing w:after="0" w:before="0" w:line="240" w:lineRule="auto"/>
+            </w:pPr>
+            <w:r>
+              <w:rPr>
+                <w:rFonts w:ascii="Consolas" w:hAnsi="Consolas" w:eastAsia="Consolas"/>
+                <w:color w:val="2B3F77"/>
+                <w:sz w:val="16"/>
+              </w:rPr>
+              <w:t>BG_MODEL_ALLOW_PRIVATE</w:t>
+            </w:r>
+          </w:p>
+        </w:tc>
+        <w:tc>
+          <w:tcPr>
+            <w:tcW w:w="2265" w:type="dxa"/>
+          </w:tcPr>
+          <w:p>
+            <w:pPr>
+              <w:spacing w:after="0" w:before="0" w:line="240" w:lineRule="auto"/>
+            </w:pPr>
+            <w:r>
+              <w:rPr>
+                <w:sz w:val="17"/>
+              </w:rPr>
+              <w:t>off</w:t>
+            </w:r>
+          </w:p>
+        </w:tc>
+        <w:tc>
+          <w:tcPr>
+            <w:tcW w:w="4118" w:type="dxa"/>
+          </w:tcPr>
+          <w:p>
+            <w:pPr>
+              <w:spacing w:after="0" w:before="0" w:line="240" w:lineRule="auto"/>
+            </w:pPr>
+            <w:r>
+              <w:rPr>
+                <w:rFonts w:ascii="Consolas" w:hAnsi="Consolas" w:eastAsia="Consolas"/>
+                <w:color w:val="2B3F77"/>
+                <w:sz w:val="16"/>
+              </w:rPr>
+              <w:t>1</w:t>
+            </w:r>
+            <w:r>
+              <w:rPr>
+                <w:sz w:val="17"/>
+              </w:rPr>
+              <w:t xml:space="preserve"> lets a remote model endpoint resolve to a private address (a model server on a private network)</w:t>
+            </w:r>
+          </w:p>
+        </w:tc>
+      </w:tr>
+      <w:tr>
+        <w:trPr>
+          <w:cantSplit/>
+        </w:trPr>
+        <w:tc>
+          <w:tcPr>
+            <w:tcW w:w="3088" w:type="dxa"/>
+          </w:tcPr>
+          <w:p>
+            <w:pPr>
+              <w:spacing w:after="0" w:before="0" w:line="240" w:lineRule="auto"/>
+            </w:pPr>
+            <w:r>
+              <w:rPr>
+                <w:rFonts w:ascii="Consolas" w:hAnsi="Consolas" w:eastAsia="Consolas"/>
+                <w:color w:val="2B3F77"/>
+                <w:sz w:val="16"/>
+              </w:rPr>
+              <w:t>BG_API_TOKEN</w:t>
+            </w:r>
+            <w:r>
+              <w:rPr>
+                <w:sz w:val="17"/>
+              </w:rPr>
+              <w:t xml:space="preserve">, </w:t>
+            </w:r>
+            <w:r>
+              <w:rPr>
+                <w:rFonts w:ascii="Consolas" w:hAnsi="Consolas" w:eastAsia="Consolas"/>
+                <w:color w:val="2B3F77"/>
+                <w:sz w:val="16"/>
+              </w:rPr>
+              <w:t>BG_API_TOKENS</w:t>
+            </w:r>
+            <w:r>
+              <w:rPr>
+                <w:sz w:val="17"/>
+              </w:rPr>
+              <w:t xml:space="preserve">, </w:t>
+            </w:r>
+            <w:r>
+              <w:rPr>
+                <w:rFonts w:ascii="Consolas" w:hAnsi="Consolas" w:eastAsia="Consolas"/>
+                <w:color w:val="2B3F77"/>
+                <w:sz w:val="16"/>
+              </w:rPr>
+              <w:t>BG_API_USER</w:t>
+            </w:r>
+          </w:p>
+        </w:tc>
+        <w:tc>
+          <w:tcPr>
+            <w:tcW w:w="2265" w:type="dxa"/>
+          </w:tcPr>
+          <w:p>
+            <w:pPr>
+              <w:spacing w:after="0" w:before="0" w:line="240" w:lineRule="auto"/>
+            </w:pPr>
+            <w:r>
+              <w:rPr>
+                <w:sz w:val="17"/>
+              </w:rPr>
+              <w:t>none</w:t>
+            </w:r>
+          </w:p>
+        </w:tc>
+        <w:tc>
+          <w:tcPr>
+            <w:tcW w:w="4118" w:type="dxa"/>
+          </w:tcPr>
+          <w:p>
+            <w:pPr>
+              <w:spacing w:after="0" w:before="0" w:line="240" w:lineRule="auto"/>
+            </w:pPr>
+            <w:r>
+              <w:rPr>
+                <w:sz w:val="17"/>
+              </w:rPr>
+              <w:t>Harness HTTP API: one shared bearer token, or one token per customer (</w:t>
+            </w:r>
+            <w:r>
+              <w:rPr>
+                <w:rFonts w:ascii="Consolas" w:hAnsi="Consolas" w:eastAsia="Consolas"/>
+                <w:color w:val="2B3F77"/>
+                <w:sz w:val="16"/>
+              </w:rPr>
+              <w:t>token=u_lina,...</w:t>
+            </w:r>
+            <w:r>
+              <w:rPr>
+                <w:sz w:val="17"/>
+              </w:rPr>
+              <w:t xml:space="preserve">); a token is required off loopback; </w:t>
+            </w:r>
+            <w:r>
+              <w:rPr>
+                <w:rFonts w:ascii="Consolas" w:hAnsi="Consolas" w:eastAsia="Consolas"/>
+                <w:color w:val="2B3F77"/>
+                <w:sz w:val="16"/>
+              </w:rPr>
+              <w:t>BG_API_USER</w:t>
+            </w:r>
+            <w:r>
+              <w:rPr>
+                <w:sz w:val="17"/>
+              </w:rPr>
+              <w:t xml:space="preserve"> limits the API to one customer</w:t>
             </w:r>
           </w:p>
         </w:tc>
@@ -5662,7 +6493,7 @@
         <w:t>scripts/verify_all.py</w:t>
       </w:r>
       <w:r>
-        <w:t xml:space="preserve"> runs five checks and exits non-zero on any failure. Result of the run on 2026-10-19 at </w:t>
+        <w:t xml:space="preserve"> runs five checks and exits non-zero on any failure. Result of the run on 2026-10-20 in the working tree after </w:t>
       </w:r>
       <w:r>
         <w:rPr>
@@ -5670,7 +6501,7 @@
           <w:color w:val="2B3F77"/>
           <w:sz w:val="19"/>
         </w:rPr>
-        <w:t>d1822bf</w:t>
+        <w:t>3b4e894</w:t>
       </w:r>
       <w:r>
         <w:t xml:space="preserve"> (Windows 11, Python 3.11.6):</w:t>
@@ -5688,7 +6519,7 @@
           <w:color w:val="1F2A44"/>
           <w:sz w:val="14"/>
         </w:rPr>
-        <w:t>PASS  pytest (full suite)     135.7s  1230 passed, 7 xfailed</w:t>
+        <w:t>PASS  pytest (full suite)      40.8s  1379 passed, 7 xfailed</w:t>
       </w:r>
     </w:p>
     <w:p>
@@ -5703,7 +6534,7 @@
           <w:color w:val="1F2A44"/>
           <w:sz w:val="14"/>
         </w:rPr>
-        <w:t>PASS  scripted missions         2.3s  21/21 missions completed</w:t>
+        <w:t>PASS  scripted missions         0.6s  21/21 missions completed</w:t>
       </w:r>
     </w:p>
     <w:p>
@@ -5718,7 +6549,7 @@
           <w:color w:val="1F2A44"/>
           <w:sz w:val="14"/>
         </w:rPr>
-        <w:t>PASS  golden path               1.9s  RESULT: PASS (EUR 600.00, USD 196.74, 3 receipts)</w:t>
+        <w:t>PASS  golden path               0.4s  RESULT: PASS (EUR 600.00, USD 196.74, 3 receipts)</w:t>
       </w:r>
     </w:p>
     <w:p>
@@ -5733,7 +6564,7 @@
           <w:color w:val="1F2A44"/>
           <w:sz w:val="14"/>
         </w:rPr>
-        <w:t>PASS  security report           5.4s  attacks blocked 69/69, benign completed 29/29; matches committed report</w:t>
+        <w:t>PASS  security report           1.2s  attacks blocked 69/69, benign completed 29/29; matches committed report</w:t>
       </w:r>
     </w:p>
     <w:p>
@@ -5748,7 +6579,7 @@
           <w:color w:val="1F2A44"/>
           <w:sz w:val="14"/>
         </w:rPr>
-        <w:t>PASS  evidence reproducible     0.3s  regenerated evidence identical to committed files</w:t>
+        <w:t>PASS  evidence reproducible     0.1s  regenerated evidence identical to committed files</w:t>
       </w:r>
     </w:p>
     <w:tbl>
@@ -6020,7 +6851,7 @@
               <w:rPr>
                 <w:sz w:val="17"/>
               </w:rPr>
-              <w:t>96 passed</w:t>
+              <w:t>169 passed</w:t>
             </w:r>
           </w:p>
         </w:tc>
@@ -6037,7 +6868,7 @@
               <w:rPr>
                 <w:sz w:val="17"/>
               </w:rPr>
-              <w:t>Two white-box audits</w:t>
+              <w:t>Three white-box audits and the phase-2 checks</w:t>
             </w:r>
           </w:p>
         </w:tc>
@@ -6061,35 +6892,7 @@
                 <w:color w:val="2B3F77"/>
                 <w:sz w:val="16"/>
               </w:rPr>
-              <w:t>tests/regression</w:t>
-            </w:r>
-            <w:r>
-              <w:rPr>
-                <w:sz w:val="17"/>
-              </w:rPr>
-              <w:t xml:space="preserve">, </w:t>
-            </w:r>
-            <w:r>
-              <w:rPr>
-                <w:rFonts w:ascii="Consolas" w:hAnsi="Consolas" w:eastAsia="Consolas"/>
-                <w:color w:val="2B3F77"/>
-                <w:sz w:val="16"/>
-              </w:rPr>
-              <w:t>tests/scenarios</w:t>
-            </w:r>
-            <w:r>
-              <w:rPr>
-                <w:sz w:val="17"/>
-              </w:rPr>
-              <w:t xml:space="preserve">, </w:t>
-            </w:r>
-            <w:r>
-              <w:rPr>
-                <w:rFonts w:ascii="Consolas" w:hAnsi="Consolas" w:eastAsia="Consolas"/>
-                <w:color w:val="2B3F77"/>
-                <w:sz w:val="16"/>
-              </w:rPr>
-              <w:t>tests/harness</w:t>
+              <w:t>tests/integration</w:t>
             </w:r>
           </w:p>
         </w:tc>
@@ -6106,7 +6909,93 @@
               <w:rPr>
                 <w:sz w:val="17"/>
               </w:rPr>
-              <w:t>34, 22, 23 passed</w:t>
+              <w:t>42 passed</w:t>
+            </w:r>
+          </w:p>
+        </w:tc>
+        <w:tc>
+          <w:tcPr>
+            <w:tcW w:w="3603" w:type="dxa"/>
+          </w:tcPr>
+          <w:p>
+            <w:pPr>
+              <w:keepNext/>
+              <w:spacing w:after="0" w:before="0" w:line="240" w:lineRule="auto"/>
+            </w:pPr>
+            <w:r>
+              <w:rPr>
+                <w:sz w:val="17"/>
+              </w:rPr>
+              <w:t>Local sockets, no model: Streamlit origin check; the model path against a fake server</w:t>
+            </w:r>
+          </w:p>
+        </w:tc>
+      </w:tr>
+      <w:tr>
+        <w:trPr>
+          <w:cantSplit/>
+        </w:trPr>
+        <w:tc>
+          <w:tcPr>
+            <w:tcW w:w="3397" w:type="dxa"/>
+          </w:tcPr>
+          <w:p>
+            <w:pPr>
+              <w:keepNext/>
+              <w:spacing w:after="0" w:before="0" w:line="240" w:lineRule="auto"/>
+            </w:pPr>
+            <w:r>
+              <w:rPr>
+                <w:rFonts w:ascii="Consolas" w:hAnsi="Consolas" w:eastAsia="Consolas"/>
+                <w:color w:val="2B3F77"/>
+                <w:sz w:val="16"/>
+              </w:rPr>
+              <w:t>tests/regression</w:t>
+            </w:r>
+            <w:r>
+              <w:rPr>
+                <w:sz w:val="17"/>
+              </w:rPr>
+              <w:t xml:space="preserve">, </w:t>
+            </w:r>
+            <w:r>
+              <w:rPr>
+                <w:rFonts w:ascii="Consolas" w:hAnsi="Consolas" w:eastAsia="Consolas"/>
+                <w:color w:val="2B3F77"/>
+                <w:sz w:val="16"/>
+              </w:rPr>
+              <w:t>tests/scenarios</w:t>
+            </w:r>
+            <w:r>
+              <w:rPr>
+                <w:sz w:val="17"/>
+              </w:rPr>
+              <w:t xml:space="preserve">, </w:t>
+            </w:r>
+            <w:r>
+              <w:rPr>
+                <w:rFonts w:ascii="Consolas" w:hAnsi="Consolas" w:eastAsia="Consolas"/>
+                <w:color w:val="2B3F77"/>
+                <w:sz w:val="16"/>
+              </w:rPr>
+              <w:t>tests/harness</w:t>
+            </w:r>
+          </w:p>
+        </w:tc>
+        <w:tc>
+          <w:tcPr>
+            <w:tcW w:w="2470" w:type="dxa"/>
+          </w:tcPr>
+          <w:p>
+            <w:pPr>
+              <w:keepNext/>
+              <w:spacing w:after="0" w:before="0" w:line="240" w:lineRule="auto"/>
+            </w:pPr>
+            <w:r>
+              <w:rPr>
+                <w:sz w:val="17"/>
+              </w:rPr>
+              <w:t>34, 22, 30 passed</w:t>
             </w:r>
           </w:p>
         </w:tc>
@@ -6162,7 +7051,7 @@
               <w:rPr>
                 <w:sz w:val="17"/>
               </w:rPr>
-              <w:t>786 passed</w:t>
+              <w:t>813 passed</w:t>
             </w:r>
           </w:p>
         </w:tc>
@@ -6178,7 +7067,7 @@
               <w:rPr>
                 <w:sz w:val="17"/>
               </w:rPr>
-              <w:t>Agent 420, ledger 43, policy 253, UI 70</w:t>
+              <w:t>Agent 420, ledger 44, policy 253, UI 96</w:t>
             </w:r>
           </w:p>
         </w:tc>
@@ -6338,7 +7227,7 @@
         <w:t>Post-fix results are regression.</w:t>
       </w:r>
       <w:r>
-        <w:t xml:space="preserve"> No new blind set was run after the frozen runs. The connector, cascade, selector and rewritten local parser have had no white-box review.</w:t>
+        <w:t xml:space="preserve"> No new blind set was run after the frozen runs. The round-3 fixes have been reviewed independently once, on 2026-10-20 (nine points: seven fixed, two left as residual risks R-24 and R-25); the fixes that review prompted were not reviewed again.</w:t>
       </w:r>
     </w:p>
     <w:p>
@@ -6389,7 +7278,7 @@
         <w:ind w:left="652" w:hanging="255"/>
       </w:pPr>
       <w:r>
-        <w:t>A third white-box audit of the connector, the cascade and the rewritten local parser.</w:t>
+        <w:t>A second independent review of the fixes made after the first one.</w:t>
       </w:r>
     </w:p>
     <w:p>
@@ -6419,7 +7308,7 @@
         <w:ind w:left="652" w:hanging="255"/>
       </w:pPr>
       <w:r>
-        <w:t>Verification of Payee when a payee is added, real payment-initiation APIs with strong customer authentication, and authenticated sessions.</w:t>
+        <w:t>A real account-holder directory and Verification of Payee scheme, real payment-initiation APIs with strong customer authentication, and authenticated sessions.</w:t>
       </w:r>
     </w:p>
     <w:p>
@@ -6730,7 +7619,7 @@
         <w:rPr>
           <w:sz w:val="19"/>
         </w:rPr>
-        <w:t>The human team chose the topic, set the design constraints, directed the work and reviewed the results. AI coding assistants wrote much of the code, the tests and the documents. Separate AI agents wrote the blind test set (held-out v2) and carried out the two white-box audits, each with its own file restrictions: the v2 tester could not read the guard, parser, policy or ledger code, and the auditors could read all of it but did not write it. The blind tester and the auditors share a model family with the assistant that helped build the system, so they may share its blind spots. The repository, with every commit hash cited here, is https://github.com/Arracheur2Bonnet/Borderless.</w:t>
+        <w:t>The human team chose the topic, set the design constraints, directed the work and reviewed the results. AI coding assistants wrote much of the code, the tests and the documents. Separate AI agents wrote the blind test set (held-out v2) and carried out the three white-box audits, each with its own file restrictions: the v2 tester could not read the guard, parser, policy or ledger code, and the auditors could read all of it but did not write it. The blind tester and the auditors share a model family with the assistant that helped build the system, so they may share its blind spots. The repository, with every commit hash cited here, is https://github.com/Arracheur2Bonnet/Borderless.</w:t>
       </w:r>
     </w:p>
     <w:sectPr>
